--- a/18_DOCX/DIALOGUE_TEMPLATE.docx
+++ b/18_DOCX/DIALOGUE_TEMPLATE.docx
@@ -5,9 +5,12 @@
     <w:p>
       <w:pPr>
         <w:pStyle w:val="Heading1"/>
-        <w:jc w:val="left"/>
       </w:pPr>
       <w:r>
+        <w:rPr>
+          <w:color w:val="4F81BD"/>
+          <w:sz w:val="32"/>
+        </w:rPr>
         <w:t>DIALOGUE-0000 - Contexto prático da conversa</w:t>
       </w:r>
     </w:p>
@@ -16,6 +19,10 @@
         <w:pStyle w:val="Heading2"/>
       </w:pPr>
       <w:r>
+        <w:rPr>
+          <w:color w:val="4F81BD"/>
+          <w:sz w:val="28"/>
+        </w:rPr>
         <w:t>Controle</w:t>
       </w:r>
     </w:p>
@@ -56,6 +63,10 @@
         <w:pStyle w:val="Heading2"/>
       </w:pPr>
       <w:r>
+        <w:rPr>
+          <w:color w:val="4F81BD"/>
+          <w:sz w:val="28"/>
+        </w:rPr>
         <w:t>Código</w:t>
       </w:r>
     </w:p>
@@ -69,6 +80,10 @@
         <w:pStyle w:val="Heading2"/>
       </w:pPr>
       <w:r>
+        <w:rPr>
+          <w:color w:val="4F81BD"/>
+          <w:sz w:val="28"/>
+        </w:rPr>
         <w:t>Situação de atendimento</w:t>
       </w:r>
     </w:p>
@@ -82,6 +97,10 @@
         <w:pStyle w:val="Heading2"/>
       </w:pPr>
       <w:r>
+        <w:rPr>
+          <w:color w:val="4F81BD"/>
+          <w:sz w:val="28"/>
+        </w:rPr>
         <w:t>Participantes</w:t>
       </w:r>
     </w:p>
@@ -106,6 +125,10 @@
         <w:pStyle w:val="Heading2"/>
       </w:pPr>
       <w:r>
+        <w:rPr>
+          <w:color w:val="4F81BD"/>
+          <w:sz w:val="28"/>
+        </w:rPr>
         <w:t>Objetivo do diálogo</w:t>
       </w:r>
     </w:p>
@@ -119,22 +142,19 @@
         <w:pStyle w:val="Heading2"/>
       </w:pPr>
       <w:r>
-        <w:t>Versão em japonês</w:t>
+        <w:rPr>
+          <w:color w:val="4F81BD"/>
+          <w:sz w:val="28"/>
+        </w:rPr>
+        <w:t>Consulta natural em japonês</w:t>
       </w:r>
     </w:p>
     <w:p>
+      <w:pPr>
+        <w:pStyle w:val="ListBullet"/>
+      </w:pPr>
       <w:r>
-        <w:t>**Corretor:**</w:t>
-      </w:r>
-    </w:p>
-    <w:p>
-      <w:r>
-        <w:t>**Cliente:**</w:t>
-      </w:r>
-    </w:p>
-    <w:p>
-      <w:r>
-        <w:t>**Corretor:**</w:t>
+        <w:t>Corretor japonês pesquisa no NotebookLM usando uma frase natural em japonês, sem romaji.</w:t>
       </w:r>
     </w:p>
     <w:p>
@@ -142,22 +162,26 @@
         <w:pStyle w:val="Heading2"/>
       </w:pPr>
       <w:r>
-        <w:t>Versão em português brasileiro</w:t>
+        <w:rPr>
+          <w:color w:val="4F81BD"/>
+          <w:sz w:val="28"/>
+        </w:rPr>
+        <w:t>Versão em japonês</w:t>
       </w:r>
     </w:p>
     <w:p>
       <w:r>
-        <w:t>**Corretor:**</w:t>
+        <w:t>Corretor:</w:t>
       </w:r>
     </w:p>
     <w:p>
       <w:r>
-        <w:t>**Cliente:**</w:t>
+        <w:t>Cliente:</w:t>
       </w:r>
     </w:p>
     <w:p>
       <w:r>
-        <w:t>**Corretor:**</w:t>
+        <w:t>Corretor:</w:t>
       </w:r>
     </w:p>
     <w:p>
@@ -165,19 +189,111 @@
         <w:pStyle w:val="Heading2"/>
       </w:pPr>
       <w:r>
+        <w:rPr>
+          <w:color w:val="4F81BD"/>
+          <w:sz w:val="28"/>
+        </w:rPr>
+        <w:t>Versão em português brasileiro</w:t>
+      </w:r>
+    </w:p>
+    <w:p>
+      <w:r>
+        <w:t>Corretor:</w:t>
+      </w:r>
+    </w:p>
+    <w:p>
+      <w:r>
+        <w:t>Cliente:</w:t>
+      </w:r>
+    </w:p>
+    <w:p>
+      <w:r>
+        <w:t>Corretor:</w:t>
+      </w:r>
+    </w:p>
+    <w:p>
+      <w:pPr>
+        <w:pStyle w:val="Heading2"/>
+      </w:pPr>
+      <w:r>
+        <w:rPr>
+          <w:color w:val="4F81BD"/>
+          <w:sz w:val="28"/>
+        </w:rPr>
         <w:t>Notas culturais ou comerciais</w:t>
+      </w:r>
+    </w:p>
+    <w:p>
+      <w:r>
+        <w:t>-</w:t>
+      </w:r>
+    </w:p>
+    <w:p>
+      <w:pPr>
+        <w:pStyle w:val="Heading2"/>
+      </w:pPr>
+      <w:r>
+        <w:rPr>
+          <w:color w:val="4F81BD"/>
+          <w:sz w:val="28"/>
+        </w:rPr>
+        <w:t>Objeção provável do cliente</w:t>
       </w:r>
     </w:p>
     <w:p>
       <w:pPr>
         <w:pStyle w:val="ListBullet"/>
       </w:pPr>
+      <w:r>
+        <w:t>Registrar uma objeção realista do cliente brasileiro e uma resposta segura do corretor.</w:t>
+      </w:r>
     </w:p>
     <w:p>
       <w:pPr>
         <w:pStyle w:val="Heading2"/>
       </w:pPr>
       <w:r>
+        <w:rPr>
+          <w:color w:val="4F81BD"/>
+          <w:sz w:val="28"/>
+        </w:rPr>
+        <w:t>Pontos de atenção para o corretor</w:t>
+      </w:r>
+    </w:p>
+    <w:p>
+      <w:pPr>
+        <w:pStyle w:val="ListBullet"/>
+      </w:pPr>
+      <w:r>
+        <w:t>Indicar o que o corretor deve confirmar, explicar ou evitar prometer.</w:t>
+      </w:r>
+    </w:p>
+    <w:p>
+      <w:pPr>
+        <w:pStyle w:val="Heading2"/>
+      </w:pPr>
+      <w:r>
+        <w:rPr>
+          <w:color w:val="4F81BD"/>
+          <w:sz w:val="28"/>
+        </w:rPr>
+        <w:t>Limite comercial/compliance</w:t>
+      </w:r>
+    </w:p>
+    <w:p>
+      <w:r>
+        <w:t>Usar quando o dialogo tratar de aceitacao, recusa, sinistro, pagamento, exclusao, imposto, culpa, declaracao de saude, prazo, beneficiario ou alteracao contratual.</w:t>
+      </w:r>
+    </w:p>
+    <w:p>
+      <w:pPr>
+        <w:pStyle w:val="Heading2"/>
+      </w:pPr>
+      <w:r>
+        <w:rPr>
+          <w:color w:val="4F81BD"/>
+          <w:sz w:val="28"/>
+        </w:rPr>
         <w:t>Termos relacionados</w:t>
       </w:r>
     </w:p>
@@ -194,6 +310,10 @@
         <w:pStyle w:val="Heading2"/>
       </w:pPr>
       <w:r>
+        <w:rPr>
+          <w:color w:val="4F81BD"/>
+          <w:sz w:val="28"/>
+        </w:rPr>
         <w:t>FAQs relacionadas</w:t>
       </w:r>
     </w:p>
@@ -210,6 +330,10 @@
         <w:pStyle w:val="Heading2"/>
       </w:pPr>
       <w:r>
+        <w:rPr>
+          <w:color w:val="4F81BD"/>
+          <w:sz w:val="28"/>
+        </w:rPr>
         <w:t>Referências cruzadas</w:t>
       </w:r>
     </w:p>
@@ -242,6 +366,10 @@
         <w:pStyle w:val="Heading2"/>
       </w:pPr>
       <w:r>
+        <w:rPr>
+          <w:color w:val="4F81BD"/>
+          <w:sz w:val="28"/>
+        </w:rPr>
         <w:t>Referências</w:t>
       </w:r>
     </w:p>
@@ -266,6 +394,10 @@
         <w:pStyle w:val="Heading2"/>
       </w:pPr>
       <w:r>
+        <w:rPr>
+          <w:color w:val="4F81BD"/>
+          <w:sz w:val="28"/>
+        </w:rPr>
         <w:t>Tags</w:t>
       </w:r>
     </w:p>
@@ -290,6 +422,10 @@
         <w:pStyle w:val="Heading2"/>
       </w:pPr>
       <w:r>
+        <w:rPr>
+          <w:color w:val="4F81BD"/>
+          <w:sz w:val="28"/>
+        </w:rPr>
         <w:t>Veja também</w:t>
       </w:r>
     </w:p>
@@ -298,7 +434,7 @@
         <w:pStyle w:val="ListBullet"/>
       </w:pPr>
       <w:r>
-        <w:t>`02_MasterDictionary/TERM_TEMPLATE.md`</w:t>
+        <w:t>02_MasterDictionary/TERM_TEMPLATE.md</w:t>
       </w:r>
     </w:p>
     <w:p>
@@ -306,7 +442,7 @@
         <w:pStyle w:val="ListBullet"/>
       </w:pPr>
       <w:r>
-        <w:t>`14_FAQ/FAQ_TEMPLATE.md`</w:t>
+        <w:t>14_FAQ/FAQ_TEMPLATE.md</w:t>
       </w:r>
     </w:p>
     <w:p>
@@ -314,7 +450,7 @@
         <w:pStyle w:val="ListBullet"/>
       </w:pPr>
       <w:r>
-        <w:t>`15_CaseStudies/CASE_TEMPLATE.md`</w:t>
+        <w:t>15_CaseStudies/CASE_TEMPLATE.md</w:t>
       </w:r>
     </w:p>
     <w:p>
@@ -322,6 +458,10 @@
         <w:pStyle w:val="Heading2"/>
       </w:pPr>
       <w:r>
+        <w:rPr>
+          <w:color w:val="4F81BD"/>
+          <w:sz w:val="28"/>
+        </w:rPr>
         <w:t>Histórico de revisão</w:t>
       </w:r>
     </w:p>
@@ -329,7 +469,7 @@
       <w:r>
         <w:rPr>
           <w:rFonts w:ascii="Courier New" w:hAnsi="Courier New"/>
-          <w:sz w:val="17"/>
+          <w:sz w:val="16"/>
         </w:rPr>
         <w:t>| Data | Versão | Autor | Alteração |</w:t>
       </w:r>
@@ -338,7 +478,7 @@
       <w:r>
         <w:rPr>
           <w:rFonts w:ascii="Courier New" w:hAnsi="Courier New"/>
-          <w:sz w:val="17"/>
+          <w:sz w:val="16"/>
         </w:rPr>
         <w:t>| --- | --- | --- | --- |</w:t>
       </w:r>
@@ -347,14 +487,14 @@
       <w:r>
         <w:rPr>
           <w:rFonts w:ascii="Courier New" w:hAnsi="Courier New"/>
-          <w:sz w:val="17"/>
+          <w:sz w:val="16"/>
         </w:rPr>
         <w:t>| AAAA-MM-DD | 0.1 |  | Criação inicial. |</w:t>
       </w:r>
     </w:p>
     <w:sectPr>
       <w:pgSz w:w="12240" w:h="15840"/>
-      <w:pgMar w:top="1080" w:right="1224" w:bottom="1080" w:left="1224" w:header="720" w:footer="720" w:gutter="0"/>
+      <w:pgMar w:top="1440" w:right="1440" w:bottom="1440" w:left="1440" w:header="720" w:footer="720" w:gutter="0"/>
       <w:cols w:space="720"/>
       <w:docGrid w:linePitch="360"/>
     </w:sectPr>
@@ -727,7 +867,7 @@
     <w:rsid w:val="00FC693F"/>
     <w:rPr>
       <w:rFonts w:ascii="Arial" w:hAnsi="Arial"/>
-      <w:sz w:val="21"/>
+      <w:sz w:val="22"/>
     </w:rPr>
   </w:style>
   <w:style w:type="paragraph" w:styleId="Header">
